--- a/prosedurler/EMS.OR.TL.21.02. Organic Area Changeover and Line Clearance Cleaning Instruction.docx
+++ b/prosedurler/EMS.OR.TL.21.02. Organic Area Changeover and Line Clearance Cleaning Instruction.docx
@@ -808,7 +808,7 @@
           <w:sz w:val="24"/>
           <w:szCs w:val="24"/>
         </w:rPr>
-        <w:t xml:space="preserve">6.2. The affected lots are identified using the Organic Lot Traceability Register (EMS.OR.FRM.21.02) and handled as a nonconformity according to EMS.QA.PRO.02.06.</w:t>
+        <w:t xml:space="preserve">6.2. The affected lots are identified using the Organic Lot Traceability Register (EMS.OR.FRM.21.02) and handled as a nonconformity according to EMS.OR.FRM.21.23.</w:t>
       </w:r>
     </w:p>
     <w:p>
@@ -920,7 +920,7 @@
           <w:sz w:val="24"/>
           <w:szCs w:val="24"/>
         </w:rPr>
-        <w:t xml:space="preserve">EMS.KM.PRO.20.05. Chemical Storage and Handling Procedure</w:t>
+        <w:t xml:space="preserve">EMS.OR.TL.21.15. Organic Chemical Storage Area Instruction</w:t>
       </w:r>
     </w:p>
     <w:p>
@@ -939,7 +939,7 @@
           <w:sz w:val="24"/>
           <w:szCs w:val="24"/>
         </w:rPr>
-        <w:t xml:space="preserve">EMS.QA.PRO.02.06. Nonconformity Notification Procedure</w:t>
+        <w:t xml:space="preserve">EMS.OR.FRM.21.23. Organic Nonconforming Product and Hold Notice</w:t>
       </w:r>
     </w:p>
     <w:p>
@@ -1884,7 +1884,7 @@
           <w:sz w:val="24"/>
           <w:szCs w:val="24"/>
         </w:rPr>
-        <w:t xml:space="preserve">6.2. تُحدد الدفعات المتأثرة بواسطة سجل تتبع الدفعات العضوية (EMS.OR.FRM.21.02) وتُعالج كحالة عدم مطابقة وفق EMS.QA.PRO.02.06.</w:t>
+        <w:t xml:space="preserve">6.2. تُحدد الدفعات المتأثرة بواسطة سجل تتبع الدفعات العضوية (EMS.OR.FRM.21.02) وتُعالج كحالة عدم مطابقة وفق EMS.OR.FRM.21.23.</w:t>
       </w:r>
     </w:p>
     <w:p>
@@ -2008,7 +2008,7 @@
           <w:sz w:val="24"/>
           <w:szCs w:val="24"/>
         </w:rPr>
-        <w:t xml:space="preserve">EMS.KM.PRO.20.05. إجراء تخزين المواد الكيميائية ومناولتها</w:t>
+        <w:t xml:space="preserve">EMS.OR.TL.21.15. تعليمات منطقة تخزين المواد الكيميائية العضوية</w:t>
       </w:r>
     </w:p>
     <w:p>
@@ -2029,7 +2029,7 @@
           <w:sz w:val="24"/>
           <w:szCs w:val="24"/>
         </w:rPr>
-        <w:t xml:space="preserve">EMS.QA.PRO.02.06. إجراء الإبلاغ عن عدم المطابقة</w:t>
+        <w:t xml:space="preserve">EMS.OR.FRM.21.23. نموذج إشعار المنتج العضوي غير المطابق والحجز</w:t>
       </w:r>
     </w:p>
     <w:p>

--- a/prosedurler/EMS.OR.TL.21.02. Organic Area Changeover and Line Clearance Cleaning Instruction.docx
+++ b/prosedurler/EMS.OR.TL.21.02. Organic Area Changeover and Line Clearance Cleaning Instruction.docx
@@ -3528,8 +3528,8 @@
       <w:tblLook w:val="04A0" w:firstRow="1" w:lastRow="0" w:firstColumn="1" w:lastColumn="0" w:noHBand="0" w:noVBand="1"/>
     </w:tblPr>
     <w:tblGrid>
-      <w:gridCol w:w="2519"/>
-      <w:gridCol w:w="4728"/>
+      <w:gridCol w:w="2969"/>
+      <w:gridCol w:w="4278"/>
       <w:gridCol w:w="1320"/>
       <w:gridCol w:w="1709"/>
     </w:tblGrid>
@@ -3539,7 +3539,7 @@
       </w:trPr>
       <w:tc>
         <w:tcPr>
-          <w:tcW w:w="2519" w:type="dxa"/>
+          <w:tcW w:w="2969" w:type="dxa"/>
           <w:tcBorders>
             <w:top w:val="single" w:sz="4" w:space="0" w:color="auto"/>
             <w:left w:val="single" w:sz="4" w:space="0" w:color="auto"/>
@@ -3568,7 +3568,7 @@
             </w:rPr>
             <w:drawing>
               <wp:inline distT="0" distB="0" distL="0" distR="0" wp14:anchorId="151A8098" wp14:editId="34C3FA3F">
-                <wp:extent cx="723900" cy="631163"/>
+                <wp:extent cx="760000" cy="662638"/>
                 <wp:effectExtent l="0" t="0" r="0" b="0"/>
                 <wp:docPr id="38064677" name="Picture 2"/>
                 <wp:cNvGraphicFramePr>
@@ -3599,7 +3599,7 @@
                       <pic:spPr bwMode="auto">
                         <a:xfrm>
                           <a:off x="0" y="0"/>
-                          <a:ext cx="750578" cy="654423"/>
+                          <a:ext cx="788008" cy="687058"/>
                         </a:xfrm>
                         <a:prstGeom prst="rect">
                           <a:avLst/>
@@ -3620,11 +3620,46 @@
               </wp:inline>
             </w:drawing>
           </w:r>
+          <w:r>
+            <w:t xml:space="preserve"> </w:t>
+            <w:drawing>
+              <wp:inline xmlns:a="http://schemas.openxmlformats.org/drawingml/2006/main" xmlns:pic="http://schemas.openxmlformats.org/drawingml/2006/picture">
+                <wp:extent cx="700000" cy="700000"/>
+                <wp:docPr id="38064678" name="Picture 38064678"/>
+                <wp:cNvGraphicFramePr>
+                  <a:graphicFrameLocks noChangeAspect="1"/>
+                </wp:cNvGraphicFramePr>
+                <a:graphic>
+                  <a:graphicData uri="http://schemas.openxmlformats.org/drawingml/2006/picture">
+                    <pic:pic>
+                      <pic:nvPicPr>
+                        <pic:cNvPr id="0" name="gots_hd_kare.png"/>
+                        <pic:cNvPicPr/>
+                      </pic:nvPicPr>
+                      <pic:blipFill>
+                        <a:blip r:embed="rId2"/>
+                        <a:stretch>
+                          <a:fillRect/>
+                        </a:stretch>
+                      </pic:blipFill>
+                      <pic:spPr>
+                        <a:xfrm>
+                          <a:off x="0" y="0"/>
+                          <a:ext cx="700000" cy="700000"/>
+                        </a:xfrm>
+                        <a:prstGeom prst="rect"/>
+                      </pic:spPr>
+                    </pic:pic>
+                  </a:graphicData>
+                </a:graphic>
+              </wp:inline>
+            </w:drawing>
+          </w:r>
         </w:p>
       </w:tc>
       <w:tc>
         <w:tcPr>
-          <w:tcW w:w="4728" w:type="dxa"/>
+          <w:tcW w:w="4278" w:type="dxa"/>
           <w:tcBorders>
             <w:top w:val="single" w:sz="4" w:space="0" w:color="auto"/>
             <w:left w:val="single" w:sz="4" w:space="0" w:color="auto"/>
